--- a/assets/Louis-Mancone-IV-Resume.docx
+++ b/assets/Louis-Mancone-IV-Resume.docx
@@ -81,7 +81,7 @@
           <w:sz w:val="21"/>
           <w:szCs w:val="21"/>
         </w:rPr>
-        <w:t xml:space="preserve">Lead-level Network Engineer with </w:t>
+        <w:t xml:space="preserve">Senior Network Engineer with </w:t>
       </w:r>
       <w:r>
         <w:rPr>
